--- a/Resume.docx
+++ b/Resume.docx
@@ -461,6 +461,69 @@
         </w:rPr>
         <w:t>University of Maryland, College Park</w:t>
       </w:r>
+      <w:r>
+        <w:rPr>
+          <w:b/>
+          <w:sz w:val="22"/>
+        </w:rPr>
+        <w:t xml:space="preserve"> </w:t>
+      </w:r>
+      <w:r>
+        <w:rPr>
+          <w:b/>
+          <w:sz w:val="22"/>
+        </w:rPr>
+        <w:tab/>
+      </w:r>
+      <w:r>
+        <w:rPr>
+          <w:b/>
+          <w:sz w:val="22"/>
+        </w:rPr>
+        <w:tab/>
+      </w:r>
+      <w:r>
+        <w:rPr>
+          <w:b/>
+          <w:sz w:val="22"/>
+        </w:rPr>
+        <w:tab/>
+      </w:r>
+      <w:r>
+        <w:rPr>
+          <w:b/>
+          <w:sz w:val="22"/>
+        </w:rPr>
+        <w:tab/>
+      </w:r>
+      <w:r>
+        <w:rPr>
+          <w:b/>
+          <w:sz w:val="22"/>
+        </w:rPr>
+        <w:tab/>
+      </w:r>
+      <w:r>
+        <w:rPr>
+          <w:b/>
+          <w:sz w:val="22"/>
+        </w:rPr>
+        <w:tab/>
+      </w:r>
+      <w:r>
+        <w:rPr>
+          <w:b/>
+          <w:sz w:val="22"/>
+        </w:rPr>
+        <w:tab/>
+      </w:r>
+      <w:r>
+        <w:rPr>
+          <w:b/>
+          <w:sz w:val="22"/>
+        </w:rPr>
+        <w:tab/>
+      </w:r>
     </w:p>
     <w:p>
       <w:pPr>
@@ -470,6 +533,9 @@
       <w:r>
         <w:t>Bachelor of Science in Computer Science</w:t>
       </w:r>
+      <w:r>
+        <w:t>, Minor in General Business</w:t>
+      </w:r>
     </w:p>
     <w:p>
       <w:pPr>
@@ -490,14 +556,9 @@
         </w:rPr>
         <w:t xml:space="preserve">: </w:t>
       </w:r>
-      <w:proofErr w:type="gramStart"/>
       <w:r>
         <w:t>May</w:t>
       </w:r>
-      <w:r>
-        <w:t>,</w:t>
-      </w:r>
-      <w:proofErr w:type="gramEnd"/>
       <w:r>
         <w:t xml:space="preserve"> 2026</w:t>
       </w:r>
@@ -536,60 +597,6 @@
       <w:pPr>
         <w:spacing w:after="50"/>
         <w:ind w:left="216" w:firstLine="0"/>
-      </w:pPr>
-      <w:r>
-        <w:rPr>
-          <w:b/>
-        </w:rPr>
-        <w:t>Honors:</w:t>
-      </w:r>
-      <w:r>
-        <w:t xml:space="preserve"> Deans List</w:t>
-      </w:r>
-      <w:r>
-        <w:t>, Invitation to ALD</w:t>
-      </w:r>
-    </w:p>
-    <w:p>
-      <w:pPr>
-        <w:spacing w:line="331" w:lineRule="auto"/>
-        <w:ind w:left="0" w:firstLine="216"/>
-      </w:pPr>
-      <w:r>
-        <w:rPr>
-          <w:b/>
-        </w:rPr>
-        <w:t xml:space="preserve">Related Coursework: </w:t>
-      </w:r>
-      <w:r>
-        <w:t>Artificial Intelligence</w:t>
-      </w:r>
-      <w:r>
-        <w:t xml:space="preserve">, Algorithms, </w:t>
-      </w:r>
-      <w:r>
-        <w:t xml:space="preserve">Advanced </w:t>
-      </w:r>
-      <w:r>
-        <w:t>Data Structures</w:t>
-      </w:r>
-      <w:r>
-        <w:t xml:space="preserve">, </w:t>
-      </w:r>
-      <w:r>
-        <w:t>Machine Learning</w:t>
-      </w:r>
-      <w:r>
-        <w:t xml:space="preserve">, </w:t>
-      </w:r>
-      <w:r>
-        <w:t>Data Science</w:t>
-      </w:r>
-    </w:p>
-    <w:p>
-      <w:pPr>
-        <w:spacing w:line="331" w:lineRule="auto"/>
-        <w:ind w:left="0" w:firstLine="216"/>
       </w:pPr>
     </w:p>
     <w:p>
@@ -711,7 +718,7 @@
         <w:t xml:space="preserve">: </w:t>
       </w:r>
       <w:r>
-        <w:t xml:space="preserve">Python, Java, JavaScript, C, C#, </w:t>
+        <w:t xml:space="preserve">Python, Java, JavaScript, </w:t>
       </w:r>
       <w:proofErr w:type="spellStart"/>
       <w:r>
@@ -719,7 +726,13 @@
       </w:r>
       <w:proofErr w:type="spellEnd"/>
       <w:r>
-        <w:t xml:space="preserve">, Bash, </w:t>
+        <w:t xml:space="preserve">, </w:t>
+      </w:r>
+      <w:r>
+        <w:t>C, C#</w:t>
+      </w:r>
+      <w:r>
+        <w:t>, Bash</w:t>
       </w:r>
     </w:p>
     <w:p>
@@ -739,13 +752,10 @@
         <w:t xml:space="preserve"> </w:t>
       </w:r>
       <w:r>
-        <w:t>scikit-learn, Pandas, NumPy, Q-</w:t>
-      </w:r>
-      <w:r>
-        <w:t>l</w:t>
-      </w:r>
-      <w:r>
-        <w:t>earning, MDPs</w:t>
+        <w:t xml:space="preserve">scikit-learn, Pandas, NumPy, </w:t>
+      </w:r>
+      <w:r>
+        <w:t>Matplotlib</w:t>
       </w:r>
     </w:p>
     <w:p>
@@ -771,10 +781,22 @@
         <w:t xml:space="preserve">Git, </w:t>
       </w:r>
       <w:r>
-        <w:t xml:space="preserve">GitHub, Selenium, Jenkins, Jira, REST APIs, </w:t>
-      </w:r>
-      <w:r>
-        <w:t>Svelte 5, Vite, Drizzle</w:t>
+        <w:t xml:space="preserve">GitHub, </w:t>
+      </w:r>
+      <w:r>
+        <w:t xml:space="preserve">FastAPI, Svelte 5, </w:t>
+      </w:r>
+      <w:r>
+        <w:t xml:space="preserve">Next.js, </w:t>
+      </w:r>
+      <w:r>
+        <w:t>Vite, Drizzle ORM</w:t>
+      </w:r>
+      <w:r>
+        <w:t xml:space="preserve">, </w:t>
+      </w:r>
+      <w:r>
+        <w:t>Selenium, Jenkins, Jira</w:t>
       </w:r>
     </w:p>
     <w:p>
@@ -900,115 +922,94 @@
     <w:p>
       <w:pPr>
         <w:tabs>
-          <w:tab w:val="center" w:pos="1767"/>
+          <w:tab w:val="center" w:pos="1587"/>
           <w:tab w:val="right" w:pos="10800"/>
         </w:tabs>
         <w:spacing w:after="37" w:line="259" w:lineRule="auto"/>
-        <w:ind w:left="0" w:firstLine="0"/>
-      </w:pPr>
-      <w:r>
-        <w:rPr>
-          <w:rFonts w:ascii="Calibri" w:eastAsia="Calibri" w:hAnsi="Calibri" w:cs="Calibri"/>
-          <w:sz w:val="22"/>
-        </w:rPr>
-        <w:t xml:space="preserve">      </w:t>
-      </w:r>
-      <w:r>
-        <w:rPr>
-          <w:b/>
-          <w:sz w:val="22"/>
-        </w:rPr>
-        <w:t>QA Developer Intern</w:t>
-      </w:r>
-      <w:r>
-        <w:rPr>
-          <w:b/>
-          <w:sz w:val="22"/>
+        <w:ind w:left="360" w:firstLine="0"/>
+        <w:rPr>
+          <w:i/>
+          <w:iCs/>
+          <w:sz w:val="21"/>
+          <w:szCs w:val="28"/>
+        </w:rPr>
+      </w:pPr>
+      <w:r>
+        <w:rPr>
+          <w:b/>
+          <w:bCs/>
+          <w:sz w:val="21"/>
+          <w:szCs w:val="28"/>
+        </w:rPr>
+        <w:t>Software Engineer Intern</w:t>
+      </w:r>
+      <w:r>
+        <w:rPr>
+          <w:b/>
+          <w:bCs/>
+          <w:sz w:val="21"/>
+          <w:szCs w:val="28"/>
         </w:rPr>
         <w:tab/>
       </w:r>
       <w:r>
+        <w:rPr>
+          <w:i/>
+          <w:iCs/>
+          <w:sz w:val="21"/>
+          <w:szCs w:val="28"/>
+        </w:rPr>
+        <w:t>May 2025 – August 2025</w:t>
+      </w:r>
+    </w:p>
+    <w:p>
+      <w:pPr>
+        <w:tabs>
+          <w:tab w:val="center" w:pos="1587"/>
+          <w:tab w:val="right" w:pos="10800"/>
+        </w:tabs>
+        <w:spacing w:after="37" w:line="259" w:lineRule="auto"/>
+        <w:ind w:left="360" w:firstLine="0"/>
         <w:rPr>
           <w:i/>
           <w:sz w:val="22"/>
         </w:rPr>
-        <w:t>May</w:t>
-      </w:r>
+      </w:pPr>
       <w:r>
         <w:rPr>
           <w:i/>
           <w:sz w:val="22"/>
         </w:rPr>
-        <w:t xml:space="preserve"> 20</w:t>
+        <w:t>MojoTech</w:t>
       </w:r>
       <w:r>
         <w:rPr>
           <w:i/>
           <w:sz w:val="22"/>
         </w:rPr>
-        <w:t>24</w:t>
+        <w:tab/>
       </w:r>
       <w:r>
         <w:rPr>
           <w:i/>
           <w:sz w:val="22"/>
         </w:rPr>
-        <w:t xml:space="preserve"> – </w:t>
+        <w:tab/>
       </w:r>
       <w:r>
         <w:rPr>
           <w:i/>
-          <w:sz w:val="22"/>
-        </w:rPr>
-        <w:t>September 2024</w:t>
-      </w:r>
-    </w:p>
-    <w:p>
-      <w:pPr>
-        <w:tabs>
-          <w:tab w:val="center" w:pos="664"/>
-          <w:tab w:val="right" w:pos="10800"/>
-        </w:tabs>
-        <w:spacing w:after="0" w:line="259" w:lineRule="auto"/>
-        <w:ind w:left="0" w:firstLine="0"/>
+          <w:szCs w:val="21"/>
+        </w:rPr>
+        <w:t>Providence, R</w:t>
+      </w:r>
+      <w:r>
         <w:rPr>
           <w:i/>
-          <w:sz w:val="22"/>
-        </w:rPr>
-      </w:pPr>
-      <w:r>
-        <w:rPr>
-          <w:rFonts w:ascii="Calibri" w:eastAsia="Calibri" w:hAnsi="Calibri" w:cs="Calibri"/>
-          <w:sz w:val="22"/>
-        </w:rPr>
-        <w:t xml:space="preserve">       </w:t>
-      </w:r>
-      <w:r>
-        <w:rPr>
-          <w:i/>
-          <w:sz w:val="22"/>
-        </w:rPr>
-        <w:t>Amica</w:t>
-      </w:r>
-      <w:r>
-        <w:rPr>
-          <w:i/>
-          <w:sz w:val="22"/>
-        </w:rPr>
-        <w:t xml:space="preserve"> Mutual Insurance</w:t>
-      </w:r>
-      <w:r>
-        <w:rPr>
-          <w:i/>
-          <w:sz w:val="22"/>
-        </w:rPr>
-        <w:tab/>
-      </w:r>
-      <w:r>
-        <w:rPr>
-          <w:i/>
-        </w:rPr>
-        <w:t>Lincoln, RI</w:t>
+          <w:sz w:val="21"/>
+          <w:szCs w:val="22"/>
+        </w:rPr>
+        <w:t>I</w:t>
       </w:r>
     </w:p>
     <w:p>
@@ -1023,20 +1024,31 @@
           <w:tab w:val="right" w:pos="10800"/>
         </w:tabs>
         <w:spacing w:after="37" w:line="259" w:lineRule="auto"/>
-      </w:pPr>
-      <w:r>
-        <w:rPr>
-          <w:bCs/>
-          <w:sz w:val="22"/>
-        </w:rPr>
-        <w:t>Managed test workflows and defect tracking through Jira in an Agile environment</w:t>
-      </w:r>
-      <w:r>
-        <w:rPr>
-          <w:bCs/>
-          <w:sz w:val="22"/>
-        </w:rPr>
-        <w:tab/>
+        <w:rPr>
+          <w:b/>
+          <w:bCs/>
+          <w:iCs/>
+          <w:sz w:val="18"/>
+          <w:szCs w:val="22"/>
+        </w:rPr>
+      </w:pPr>
+      <w:r>
+        <w:rPr>
+          <w:iCs/>
+        </w:rPr>
+        <w:t xml:space="preserve">Built an </w:t>
+      </w:r>
+      <w:r>
+        <w:rPr>
+          <w:iCs/>
+        </w:rPr>
+        <w:t>AI powered</w:t>
+      </w:r>
+      <w:r>
+        <w:rPr>
+          <w:iCs/>
+        </w:rPr>
+        <w:t xml:space="preserve"> GitHub pull request code review system using Python and JavaScript</w:t>
       </w:r>
     </w:p>
     <w:p>
@@ -1051,20 +1063,25 @@
           <w:tab w:val="right" w:pos="10800"/>
         </w:tabs>
         <w:spacing w:after="37" w:line="259" w:lineRule="auto"/>
-      </w:pPr>
-      <w:r>
-        <w:rPr>
-          <w:bCs/>
-          <w:sz w:val="22"/>
-        </w:rPr>
-        <w:t xml:space="preserve">Developed and executed automated test suites using Selenium (Java) with Jenkins CI pipelines </w:t>
-      </w:r>
-      <w:r>
-        <w:rPr>
-          <w:bCs/>
-          <w:sz w:val="22"/>
-        </w:rPr>
-        <w:tab/>
+        <w:rPr>
+          <w:b/>
+          <w:bCs/>
+          <w:iCs/>
+          <w:sz w:val="18"/>
+          <w:szCs w:val="22"/>
+        </w:rPr>
+      </w:pPr>
+      <w:r>
+        <w:rPr>
+          <w:iCs/>
+        </w:rPr>
+        <w:t>Designe</w:t>
+      </w:r>
+      <w:r>
+        <w:rPr>
+          <w:iCs/>
+        </w:rPr>
+        <w:t xml:space="preserve">d backend pipelines to process patch diffs and generate model-driven review suggestions </w:t>
       </w:r>
     </w:p>
     <w:p>
@@ -1079,20 +1096,19 @@
           <w:tab w:val="right" w:pos="10800"/>
         </w:tabs>
         <w:spacing w:after="37" w:line="259" w:lineRule="auto"/>
-      </w:pPr>
-      <w:r>
-        <w:rPr>
-          <w:bCs/>
-          <w:sz w:val="22"/>
-        </w:rPr>
-        <w:t xml:space="preserve">Used Git </w:t>
-      </w:r>
-      <w:r>
-        <w:rPr>
-          <w:bCs/>
-          <w:sz w:val="22"/>
-        </w:rPr>
-        <w:t>for version control and collaborative development</w:t>
+        <w:rPr>
+          <w:b/>
+          <w:bCs/>
+          <w:iCs/>
+          <w:sz w:val="18"/>
+          <w:szCs w:val="22"/>
+        </w:rPr>
+      </w:pPr>
+      <w:r>
+        <w:rPr>
+          <w:iCs/>
+        </w:rPr>
+        <w:t>Collaborated with a 5-person engineering team to deliver an internal developer productivity tool</w:t>
       </w:r>
     </w:p>
     <w:p>
@@ -1107,104 +1123,120 @@
           <w:tab w:val="right" w:pos="10800"/>
         </w:tabs>
         <w:spacing w:after="37" w:line="259" w:lineRule="auto"/>
-      </w:pPr>
-      <w:r>
-        <w:rPr>
-          <w:sz w:val="22"/>
-          <w:szCs w:val="32"/>
-        </w:rPr>
-        <w:t>Collabor</w:t>
-      </w:r>
-      <w:r>
-        <w:rPr>
-          <w:sz w:val="22"/>
-          <w:szCs w:val="32"/>
-        </w:rPr>
-        <w:t>ated with a team of 26 QA Developers to act as SDETs for the business</w:t>
-      </w:r>
-    </w:p>
-    <w:p>
-      <w:pPr>
-        <w:pStyle w:val="ListParagraph"/>
+        <w:rPr>
+          <w:b/>
+          <w:bCs/>
+          <w:iCs/>
+          <w:sz w:val="18"/>
+          <w:szCs w:val="22"/>
+        </w:rPr>
+      </w:pPr>
+      <w:r>
+        <w:rPr>
+          <w:iCs/>
+        </w:rPr>
+        <w:t>Used GitHub Projects for sprint planning and Agile execution</w:t>
+      </w:r>
+    </w:p>
+    <w:p>
+      <w:pPr>
         <w:tabs>
-          <w:tab w:val="center" w:pos="1587"/>
+          <w:tab w:val="center" w:pos="1767"/>
           <w:tab w:val="right" w:pos="10800"/>
         </w:tabs>
         <w:spacing w:after="37" w:line="259" w:lineRule="auto"/>
-        <w:ind w:firstLine="0"/>
-      </w:pPr>
+        <w:ind w:left="0" w:firstLine="0"/>
+      </w:pPr>
+      <w:r>
+        <w:rPr>
+          <w:rFonts w:ascii="Calibri" w:eastAsia="Calibri" w:hAnsi="Calibri" w:cs="Calibri"/>
+          <w:sz w:val="22"/>
+        </w:rPr>
+        <w:t xml:space="preserve">      </w:t>
+      </w:r>
+      <w:r>
+        <w:rPr>
+          <w:b/>
+          <w:sz w:val="22"/>
+        </w:rPr>
+        <w:t>QA Developer Intern</w:t>
+      </w:r>
+      <w:r>
+        <w:rPr>
+          <w:b/>
+          <w:sz w:val="22"/>
+        </w:rPr>
+        <w:tab/>
+      </w:r>
+      <w:r>
+        <w:rPr>
+          <w:i/>
+          <w:sz w:val="22"/>
+        </w:rPr>
+        <w:t>May</w:t>
+      </w:r>
+      <w:r>
+        <w:rPr>
+          <w:i/>
+          <w:sz w:val="22"/>
+        </w:rPr>
+        <w:t xml:space="preserve"> 20</w:t>
+      </w:r>
+      <w:r>
+        <w:rPr>
+          <w:i/>
+          <w:sz w:val="22"/>
+        </w:rPr>
+        <w:t>24</w:t>
+      </w:r>
+      <w:r>
+        <w:rPr>
+          <w:i/>
+          <w:sz w:val="22"/>
+        </w:rPr>
+        <w:t xml:space="preserve"> – </w:t>
+      </w:r>
+      <w:r>
+        <w:rPr>
+          <w:i/>
+          <w:sz w:val="22"/>
+        </w:rPr>
+        <w:t>September 2024</w:t>
+      </w:r>
     </w:p>
     <w:p>
       <w:pPr>
         <w:tabs>
-          <w:tab w:val="center" w:pos="1587"/>
+          <w:tab w:val="center" w:pos="664"/>
           <w:tab w:val="right" w:pos="10800"/>
         </w:tabs>
-        <w:spacing w:after="37" w:line="259" w:lineRule="auto"/>
-        <w:ind w:left="360" w:firstLine="0"/>
-        <w:rPr>
-          <w:i/>
-          <w:iCs/>
-          <w:sz w:val="21"/>
-          <w:szCs w:val="28"/>
-        </w:rPr>
-      </w:pPr>
-      <w:r>
-        <w:rPr>
-          <w:b/>
-          <w:bCs/>
-          <w:sz w:val="21"/>
-          <w:szCs w:val="28"/>
-        </w:rPr>
-        <w:t>Software Engineer Intern</w:t>
-      </w:r>
-      <w:r>
-        <w:rPr>
-          <w:b/>
-          <w:bCs/>
-          <w:sz w:val="21"/>
-          <w:szCs w:val="28"/>
-        </w:rPr>
-        <w:tab/>
-      </w:r>
-      <w:r>
-        <w:rPr>
-          <w:i/>
-          <w:iCs/>
-          <w:sz w:val="21"/>
-          <w:szCs w:val="28"/>
-        </w:rPr>
-        <w:t>May 2025 – August 2025</w:t>
-      </w:r>
-    </w:p>
-    <w:p>
-      <w:pPr>
-        <w:tabs>
-          <w:tab w:val="center" w:pos="1587"/>
-          <w:tab w:val="right" w:pos="10800"/>
-        </w:tabs>
-        <w:spacing w:after="37" w:line="259" w:lineRule="auto"/>
-        <w:ind w:left="360" w:firstLine="0"/>
+        <w:spacing w:after="0" w:line="259" w:lineRule="auto"/>
+        <w:ind w:left="0" w:firstLine="0"/>
         <w:rPr>
           <w:i/>
           <w:sz w:val="22"/>
         </w:rPr>
       </w:pPr>
-      <w:proofErr w:type="spellStart"/>
+      <w:r>
+        <w:rPr>
+          <w:rFonts w:ascii="Calibri" w:eastAsia="Calibri" w:hAnsi="Calibri" w:cs="Calibri"/>
+          <w:sz w:val="22"/>
+        </w:rPr>
+        <w:t xml:space="preserve">       </w:t>
+      </w:r>
       <w:r>
         <w:rPr>
           <w:i/>
           <w:sz w:val="22"/>
         </w:rPr>
-        <w:t>MojoTech</w:t>
-      </w:r>
-      <w:proofErr w:type="spellEnd"/>
+        <w:t>Amica</w:t>
+      </w:r>
       <w:r>
         <w:rPr>
           <w:i/>
           <w:sz w:val="22"/>
         </w:rPr>
-        <w:tab/>
+        <w:t xml:space="preserve"> Mutual Insurance</w:t>
       </w:r>
       <w:r>
         <w:rPr>
@@ -1216,17 +1248,8 @@
       <w:r>
         <w:rPr>
           <w:i/>
-          <w:szCs w:val="21"/>
-        </w:rPr>
-        <w:t>Providence, R</w:t>
-      </w:r>
-      <w:r>
-        <w:rPr>
-          <w:i/>
-          <w:sz w:val="21"/>
-          <w:szCs w:val="22"/>
-        </w:rPr>
-        <w:t>I</w:t>
+        </w:rPr>
+        <w:t>Lincoln, RI</w:t>
       </w:r>
     </w:p>
     <w:p>
@@ -1242,20 +1265,23 @@
         </w:tabs>
         <w:spacing w:after="37" w:line="259" w:lineRule="auto"/>
         <w:rPr>
-          <w:b/>
-          <w:bCs/>
-          <w:iCs/>
-          <w:sz w:val="21"/>
-          <w:szCs w:val="28"/>
-        </w:rPr>
-      </w:pPr>
-      <w:r>
-        <w:rPr>
-          <w:iCs/>
-          <w:sz w:val="22"/>
-          <w:szCs w:val="32"/>
-        </w:rPr>
-        <w:t>Built an automated GitHub pull request code review system using Python and JavaScript</w:t>
+          <w:sz w:val="16"/>
+          <w:szCs w:val="21"/>
+        </w:rPr>
+      </w:pPr>
+      <w:r>
+        <w:rPr>
+          <w:bCs/>
+          <w:szCs w:val="21"/>
+        </w:rPr>
+        <w:t>Managed test workflows and defect tracking through Jira in an Agile environment</w:t>
+      </w:r>
+      <w:r>
+        <w:rPr>
+          <w:bCs/>
+          <w:szCs w:val="21"/>
+        </w:rPr>
+        <w:tab/>
       </w:r>
     </w:p>
     <w:p>
@@ -1271,20 +1297,23 @@
         </w:tabs>
         <w:spacing w:after="37" w:line="259" w:lineRule="auto"/>
         <w:rPr>
-          <w:b/>
-          <w:bCs/>
-          <w:iCs/>
-          <w:sz w:val="21"/>
-          <w:szCs w:val="28"/>
-        </w:rPr>
-      </w:pPr>
-      <w:r>
-        <w:rPr>
-          <w:iCs/>
-          <w:sz w:val="22"/>
-          <w:szCs w:val="32"/>
-        </w:rPr>
-        <w:t>Designed and implemented backend logic and review generation workflows</w:t>
+          <w:sz w:val="16"/>
+          <w:szCs w:val="21"/>
+        </w:rPr>
+      </w:pPr>
+      <w:r>
+        <w:rPr>
+          <w:bCs/>
+          <w:szCs w:val="21"/>
+        </w:rPr>
+        <w:t xml:space="preserve">Developed and executed automated test suites using Selenium (Java) with Jenkins CI pipelines </w:t>
+      </w:r>
+      <w:r>
+        <w:rPr>
+          <w:bCs/>
+          <w:szCs w:val="21"/>
+        </w:rPr>
+        <w:tab/>
       </w:r>
     </w:p>
     <w:p>
@@ -1300,20 +1329,23 @@
         </w:tabs>
         <w:spacing w:after="37" w:line="259" w:lineRule="auto"/>
         <w:rPr>
-          <w:b/>
-          <w:bCs/>
-          <w:iCs/>
-          <w:sz w:val="21"/>
-          <w:szCs w:val="28"/>
-        </w:rPr>
-      </w:pPr>
-      <w:r>
-        <w:rPr>
-          <w:iCs/>
-          <w:sz w:val="22"/>
-          <w:szCs w:val="32"/>
-        </w:rPr>
-        <w:t>Collaborated with a 5-person engineering team to deliver an internal developer productivity tool</w:t>
+          <w:sz w:val="16"/>
+          <w:szCs w:val="21"/>
+        </w:rPr>
+      </w:pPr>
+      <w:r>
+        <w:rPr>
+          <w:bCs/>
+          <w:szCs w:val="21"/>
+        </w:rPr>
+        <w:t xml:space="preserve">Used Git </w:t>
+      </w:r>
+      <w:r>
+        <w:rPr>
+          <w:bCs/>
+          <w:szCs w:val="21"/>
+        </w:rPr>
+        <w:t>for version control and collaborative development</w:t>
       </w:r>
     </w:p>
     <w:p>
@@ -1329,20 +1361,12 @@
         </w:tabs>
         <w:spacing w:after="37" w:line="259" w:lineRule="auto"/>
         <w:rPr>
-          <w:b/>
-          <w:bCs/>
-          <w:iCs/>
-          <w:sz w:val="21"/>
-          <w:szCs w:val="28"/>
-        </w:rPr>
-      </w:pPr>
-      <w:r>
-        <w:rPr>
-          <w:iCs/>
-          <w:sz w:val="22"/>
-          <w:szCs w:val="32"/>
-        </w:rPr>
-        <w:t>Used GitHub Projects for sprint planning and Agile execution</w:t>
+          <w:sz w:val="16"/>
+          <w:szCs w:val="21"/>
+        </w:rPr>
+      </w:pPr>
+      <w:r>
+        <w:t>Expanded automated regression coverage for user facing insurance workflows.</w:t>
       </w:r>
     </w:p>
     <w:p>
@@ -1592,17 +1616,341 @@
           <w:rFonts w:ascii="Calibri" w:eastAsia="Calibri" w:hAnsi="Calibri" w:cs="Calibri"/>
           <w:b/>
           <w:bCs/>
-          <w:sz w:val="22"/>
-        </w:rPr>
-      </w:pPr>
-      <w:r>
-        <w:rPr>
-          <w:rFonts w:ascii="Calibri" w:eastAsia="Calibri" w:hAnsi="Calibri" w:cs="Calibri"/>
-          <w:b/>
-          <w:bCs/>
-          <w:sz w:val="22"/>
-        </w:rPr>
-        <w:t>MojoPrism (Python, JavaScript, Svelte5)</w:t>
+          <w:szCs w:val="21"/>
+        </w:rPr>
+      </w:pPr>
+      <w:r>
+        <w:rPr>
+          <w:rFonts w:ascii="Calibri" w:eastAsia="Calibri" w:hAnsi="Calibri" w:cs="Calibri"/>
+          <w:b/>
+          <w:bCs/>
+          <w:szCs w:val="21"/>
+        </w:rPr>
+        <w:t>NFL Outcome Prediction Model (Python, scikit-learn, Pandas, NumPy)</w:t>
+      </w:r>
+    </w:p>
+    <w:p>
+      <w:pPr>
+        <w:pStyle w:val="ListParagraph"/>
+        <w:numPr>
+          <w:ilvl w:val="0"/>
+          <w:numId w:val="6"/>
+        </w:numPr>
+        <w:tabs>
+          <w:tab w:val="center" w:pos="4187"/>
+          <w:tab w:val="right" w:pos="10800"/>
+        </w:tabs>
+        <w:spacing w:after="0" w:line="259" w:lineRule="auto"/>
+        <w:rPr>
+          <w:rFonts w:ascii="Calibri" w:eastAsia="Calibri" w:hAnsi="Calibri" w:cs="Calibri"/>
+          <w:b/>
+          <w:bCs/>
+          <w:szCs w:val="21"/>
+        </w:rPr>
+      </w:pPr>
+      <w:r>
+        <w:rPr>
+          <w:rFonts w:ascii="Calibri" w:eastAsia="Calibri" w:hAnsi="Calibri" w:cs="Calibri"/>
+          <w:szCs w:val="21"/>
+        </w:rPr>
+        <w:t>Built machine learning models on 20+ years of structured game data to predict NFL outcomes.</w:t>
+      </w:r>
+    </w:p>
+    <w:p>
+      <w:pPr>
+        <w:pStyle w:val="ListParagraph"/>
+        <w:numPr>
+          <w:ilvl w:val="0"/>
+          <w:numId w:val="6"/>
+        </w:numPr>
+        <w:tabs>
+          <w:tab w:val="center" w:pos="4187"/>
+          <w:tab w:val="right" w:pos="10800"/>
+        </w:tabs>
+        <w:spacing w:after="0" w:line="259" w:lineRule="auto"/>
+        <w:rPr>
+          <w:rFonts w:ascii="Calibri" w:eastAsia="Calibri" w:hAnsi="Calibri" w:cs="Calibri"/>
+          <w:b/>
+          <w:bCs/>
+          <w:szCs w:val="21"/>
+        </w:rPr>
+      </w:pPr>
+      <w:r>
+        <w:rPr>
+          <w:rFonts w:ascii="Calibri" w:eastAsia="Calibri" w:hAnsi="Calibri" w:cs="Calibri"/>
+          <w:szCs w:val="21"/>
+        </w:rPr>
+        <w:t>Performed feature engineering, preprocessing, model training, hyperparameter tuning, and evaluation across multiple classifiers.</w:t>
+      </w:r>
+    </w:p>
+    <w:p>
+      <w:pPr>
+        <w:pStyle w:val="ListParagraph"/>
+        <w:numPr>
+          <w:ilvl w:val="0"/>
+          <w:numId w:val="6"/>
+        </w:numPr>
+        <w:tabs>
+          <w:tab w:val="center" w:pos="4187"/>
+          <w:tab w:val="right" w:pos="10800"/>
+        </w:tabs>
+        <w:spacing w:after="0" w:line="259" w:lineRule="auto"/>
+        <w:rPr>
+          <w:rFonts w:ascii="Calibri" w:eastAsia="Calibri" w:hAnsi="Calibri" w:cs="Calibri"/>
+          <w:b/>
+          <w:bCs/>
+          <w:szCs w:val="21"/>
+        </w:rPr>
+      </w:pPr>
+      <w:r>
+        <w:rPr>
+          <w:rFonts w:ascii="Calibri" w:eastAsia="Calibri" w:hAnsi="Calibri" w:cs="Calibri"/>
+          <w:szCs w:val="21"/>
+        </w:rPr>
+        <w:t xml:space="preserve">Developed an end-to-end pipeline for data cleaning, training, and performance analysis. </w:t>
+      </w:r>
+    </w:p>
+    <w:p>
+      <w:pPr>
+        <w:tabs>
+          <w:tab w:val="center" w:pos="4187"/>
+          <w:tab w:val="right" w:pos="10800"/>
+        </w:tabs>
+        <w:spacing w:after="0" w:line="259" w:lineRule="auto"/>
+        <w:ind w:left="0" w:firstLine="0"/>
+        <w:rPr>
+          <w:rFonts w:ascii="Calibri" w:eastAsia="Calibri" w:hAnsi="Calibri" w:cs="Calibri"/>
+          <w:b/>
+          <w:bCs/>
+          <w:szCs w:val="21"/>
+        </w:rPr>
+      </w:pPr>
+      <w:r>
+        <w:rPr>
+          <w:rFonts w:ascii="Calibri" w:eastAsia="Calibri" w:hAnsi="Calibri" w:cs="Calibri"/>
+          <w:b/>
+          <w:bCs/>
+          <w:szCs w:val="21"/>
+        </w:rPr>
+        <w:t xml:space="preserve">Desktop Voice Assistant (Python, OpenCV, </w:t>
+      </w:r>
+      <w:proofErr w:type="spellStart"/>
+      <w:r>
+        <w:rPr>
+          <w:rFonts w:ascii="Calibri" w:eastAsia="Calibri" w:hAnsi="Calibri" w:cs="Calibri"/>
+          <w:b/>
+          <w:bCs/>
+          <w:szCs w:val="21"/>
+        </w:rPr>
+        <w:t>PyAudio</w:t>
+      </w:r>
+      <w:proofErr w:type="spellEnd"/>
+      <w:r>
+        <w:rPr>
+          <w:rFonts w:ascii="Calibri" w:eastAsia="Calibri" w:hAnsi="Calibri" w:cs="Calibri"/>
+          <w:b/>
+          <w:bCs/>
+          <w:szCs w:val="21"/>
+        </w:rPr>
+        <w:t>, Next.js</w:t>
+      </w:r>
+      <w:r>
+        <w:rPr>
+          <w:rFonts w:ascii="Calibri" w:eastAsia="Calibri" w:hAnsi="Calibri" w:cs="Calibri"/>
+          <w:b/>
+          <w:bCs/>
+          <w:szCs w:val="21"/>
+        </w:rPr>
+        <w:t>)</w:t>
+      </w:r>
+    </w:p>
+    <w:p>
+      <w:pPr>
+        <w:pStyle w:val="ListParagraph"/>
+        <w:numPr>
+          <w:ilvl w:val="0"/>
+          <w:numId w:val="6"/>
+        </w:numPr>
+        <w:tabs>
+          <w:tab w:val="center" w:pos="4187"/>
+          <w:tab w:val="right" w:pos="10800"/>
+        </w:tabs>
+        <w:spacing w:after="0" w:line="259" w:lineRule="auto"/>
+        <w:rPr>
+          <w:rFonts w:ascii="Calibri" w:eastAsia="Calibri" w:hAnsi="Calibri" w:cs="Calibri"/>
+          <w:b/>
+          <w:bCs/>
+          <w:szCs w:val="21"/>
+        </w:rPr>
+      </w:pPr>
+      <w:r>
+        <w:rPr>
+          <w:rFonts w:ascii="Calibri" w:eastAsia="Calibri" w:hAnsi="Calibri" w:cs="Calibri"/>
+          <w:szCs w:val="21"/>
+        </w:rPr>
+        <w:t xml:space="preserve">Built a </w:t>
+      </w:r>
+      <w:r>
+        <w:rPr>
+          <w:rFonts w:ascii="Calibri" w:eastAsia="Calibri" w:hAnsi="Calibri" w:cs="Calibri"/>
+          <w:szCs w:val="21"/>
+        </w:rPr>
+        <w:t>multimodal assistant with voice, text, camera, and browser automation for hands-free task support.</w:t>
+      </w:r>
+    </w:p>
+    <w:p>
+      <w:pPr>
+        <w:pStyle w:val="ListParagraph"/>
+        <w:numPr>
+          <w:ilvl w:val="0"/>
+          <w:numId w:val="6"/>
+        </w:numPr>
+        <w:tabs>
+          <w:tab w:val="center" w:pos="4187"/>
+          <w:tab w:val="right" w:pos="10800"/>
+        </w:tabs>
+        <w:spacing w:after="0" w:line="259" w:lineRule="auto"/>
+        <w:rPr>
+          <w:rFonts w:ascii="Calibri" w:eastAsia="Calibri" w:hAnsi="Calibri" w:cs="Calibri"/>
+          <w:b/>
+          <w:bCs/>
+          <w:szCs w:val="21"/>
+        </w:rPr>
+      </w:pPr>
+      <w:r>
+        <w:rPr>
+          <w:rFonts w:ascii="Calibri" w:eastAsia="Calibri" w:hAnsi="Calibri" w:cs="Calibri"/>
+          <w:szCs w:val="21"/>
+        </w:rPr>
+        <w:t>Created</w:t>
+      </w:r>
+      <w:r>
+        <w:rPr>
+          <w:rFonts w:ascii="Calibri" w:eastAsia="Calibri" w:hAnsi="Calibri" w:cs="Calibri"/>
+          <w:szCs w:val="21"/>
+        </w:rPr>
+        <w:t xml:space="preserve"> a </w:t>
+      </w:r>
+      <w:r>
+        <w:rPr>
+          <w:rFonts w:ascii="Calibri" w:eastAsia="Calibri" w:hAnsi="Calibri" w:cs="Calibri"/>
+          <w:szCs w:val="21"/>
+        </w:rPr>
+        <w:t xml:space="preserve">Python voice core using Gemini Live, </w:t>
+      </w:r>
+      <w:proofErr w:type="spellStart"/>
+      <w:r>
+        <w:rPr>
+          <w:rFonts w:ascii="Calibri" w:eastAsia="Calibri" w:hAnsi="Calibri" w:cs="Calibri"/>
+          <w:szCs w:val="21"/>
+        </w:rPr>
+        <w:t>PyAudio</w:t>
+      </w:r>
+      <w:proofErr w:type="spellEnd"/>
+      <w:r>
+        <w:rPr>
+          <w:rFonts w:ascii="Calibri" w:eastAsia="Calibri" w:hAnsi="Calibri" w:cs="Calibri"/>
+          <w:szCs w:val="21"/>
+        </w:rPr>
+        <w:t>, and OpenCV for real-time audio, transcription, and visual context.</w:t>
+      </w:r>
+    </w:p>
+    <w:p>
+      <w:pPr>
+        <w:pStyle w:val="ListParagraph"/>
+        <w:numPr>
+          <w:ilvl w:val="0"/>
+          <w:numId w:val="6"/>
+        </w:numPr>
+        <w:tabs>
+          <w:tab w:val="center" w:pos="4187"/>
+          <w:tab w:val="right" w:pos="10800"/>
+        </w:tabs>
+        <w:spacing w:after="0" w:line="259" w:lineRule="auto"/>
+        <w:rPr>
+          <w:rFonts w:ascii="Calibri" w:eastAsia="Calibri" w:hAnsi="Calibri" w:cs="Calibri"/>
+          <w:b/>
+          <w:bCs/>
+          <w:szCs w:val="21"/>
+        </w:rPr>
+      </w:pPr>
+      <w:r>
+        <w:rPr>
+          <w:rFonts w:ascii="Calibri" w:eastAsia="Calibri" w:hAnsi="Calibri" w:cs="Calibri"/>
+          <w:szCs w:val="21"/>
+        </w:rPr>
+        <w:t xml:space="preserve">Prototyped a Next.js frontend with a voice first chat UI and added automated testing and linting across the stack. </w:t>
+      </w:r>
+    </w:p>
+    <w:p>
+      <w:pPr>
+        <w:tabs>
+          <w:tab w:val="center" w:pos="4187"/>
+          <w:tab w:val="right" w:pos="10800"/>
+        </w:tabs>
+        <w:spacing w:after="0" w:line="259" w:lineRule="auto"/>
+        <w:rPr>
+          <w:rFonts w:ascii="Calibri" w:eastAsia="Calibri" w:hAnsi="Calibri" w:cs="Calibri"/>
+          <w:b/>
+          <w:bCs/>
+          <w:szCs w:val="21"/>
+        </w:rPr>
+      </w:pPr>
+      <w:r>
+        <w:rPr>
+          <w:rFonts w:ascii="Calibri" w:eastAsia="Calibri" w:hAnsi="Calibri" w:cs="Calibri"/>
+          <w:b/>
+          <w:bCs/>
+          <w:szCs w:val="21"/>
+        </w:rPr>
+        <w:t>Snake</w:t>
+      </w:r>
+      <w:r>
+        <w:rPr>
+          <w:rFonts w:ascii="Calibri" w:eastAsia="Calibri" w:hAnsi="Calibri" w:cs="Calibri"/>
+          <w:b/>
+          <w:bCs/>
+          <w:szCs w:val="21"/>
+        </w:rPr>
+        <w:t xml:space="preserve"> (</w:t>
+      </w:r>
+      <w:r>
+        <w:rPr>
+          <w:rFonts w:ascii="Calibri" w:eastAsia="Calibri" w:hAnsi="Calibri" w:cs="Calibri"/>
+          <w:b/>
+          <w:bCs/>
+          <w:szCs w:val="21"/>
+        </w:rPr>
+        <w:t>Python</w:t>
+      </w:r>
+      <w:r>
+        <w:rPr>
+          <w:rFonts w:ascii="Calibri" w:eastAsia="Calibri" w:hAnsi="Calibri" w:cs="Calibri"/>
+          <w:b/>
+          <w:bCs/>
+          <w:szCs w:val="21"/>
+        </w:rPr>
+        <w:t xml:space="preserve">, NumPy, </w:t>
+      </w:r>
+      <w:proofErr w:type="spellStart"/>
+      <w:r>
+        <w:rPr>
+          <w:rFonts w:ascii="Calibri" w:eastAsia="Calibri" w:hAnsi="Calibri" w:cs="Calibri"/>
+          <w:b/>
+          <w:bCs/>
+          <w:szCs w:val="21"/>
+        </w:rPr>
+        <w:t>Pygame</w:t>
+      </w:r>
+      <w:proofErr w:type="spellEnd"/>
+      <w:r>
+        <w:rPr>
+          <w:rFonts w:ascii="Calibri" w:eastAsia="Calibri" w:hAnsi="Calibri" w:cs="Calibri"/>
+          <w:b/>
+          <w:bCs/>
+          <w:szCs w:val="21"/>
+        </w:rPr>
+        <w:t>)</w:t>
       </w:r>
     </w:p>
     <w:p>
@@ -1621,66 +1969,22 @@
           <w:rFonts w:ascii="Calibri" w:eastAsia="Calibri" w:hAnsi="Calibri" w:cs="Calibri"/>
           <w:b/>
           <w:bCs/>
-          <w:sz w:val="22"/>
-        </w:rPr>
-      </w:pPr>
-      <w:r>
-        <w:rPr>
-          <w:rFonts w:ascii="Calibri" w:eastAsia="Calibri" w:hAnsi="Calibri" w:cs="Calibri"/>
-          <w:sz w:val="22"/>
-        </w:rPr>
-        <w:t>Built a GitHub-integrated application that automatically generates and posts code review feedback on PRs</w:t>
-      </w:r>
-    </w:p>
-    <w:p>
-      <w:pPr>
-        <w:tabs>
-          <w:tab w:val="center" w:pos="4187"/>
-          <w:tab w:val="right" w:pos="10800"/>
-        </w:tabs>
-        <w:spacing w:after="0" w:line="259" w:lineRule="auto"/>
-        <w:rPr>
-          <w:rFonts w:ascii="Calibri" w:eastAsia="Calibri" w:hAnsi="Calibri" w:cs="Calibri"/>
-          <w:b/>
-          <w:bCs/>
-          <w:sz w:val="22"/>
-        </w:rPr>
-      </w:pPr>
-      <w:r>
-        <w:rPr>
-          <w:rFonts w:ascii="Calibri" w:eastAsia="Calibri" w:hAnsi="Calibri" w:cs="Calibri"/>
-          <w:b/>
-          <w:bCs/>
-          <w:sz w:val="22"/>
-        </w:rPr>
-        <w:t>Snake</w:t>
-      </w:r>
-      <w:r>
-        <w:rPr>
-          <w:rFonts w:ascii="Calibri" w:eastAsia="Calibri" w:hAnsi="Calibri" w:cs="Calibri"/>
-          <w:b/>
-          <w:bCs/>
-          <w:sz w:val="22"/>
-        </w:rPr>
-        <w:t xml:space="preserve"> (</w:t>
-      </w:r>
-      <w:r>
-        <w:rPr>
-          <w:rFonts w:ascii="Calibri" w:eastAsia="Calibri" w:hAnsi="Calibri" w:cs="Calibri"/>
-          <w:b/>
-          <w:bCs/>
-          <w:sz w:val="22"/>
-        </w:rPr>
-        <w:t>Python</w:t>
-      </w:r>
-      <w:r>
-        <w:rPr>
-          <w:rFonts w:ascii="Calibri" w:eastAsia="Calibri" w:hAnsi="Calibri" w:cs="Calibri"/>
-          <w:b/>
-          <w:bCs/>
-          <w:sz w:val="22"/>
-        </w:rPr>
-        <w:t>)</w:t>
+          <w:szCs w:val="21"/>
+        </w:rPr>
+      </w:pPr>
+      <w:r>
+        <w:rPr>
+          <w:rFonts w:ascii="Calibri" w:eastAsia="Calibri" w:hAnsi="Calibri" w:cs="Calibri"/>
+          <w:szCs w:val="21"/>
+        </w:rPr>
+        <w:t xml:space="preserve">Implemented a Q-learning agent to autonomously play </w:t>
+      </w:r>
+      <w:r>
+        <w:rPr>
+          <w:rFonts w:ascii="Calibri" w:eastAsia="Calibri" w:hAnsi="Calibri" w:cs="Calibri"/>
+          <w:szCs w:val="21"/>
+        </w:rPr>
+        <w:t>Snake through reinforcement learning.</w:t>
       </w:r>
     </w:p>
     <w:p>
@@ -1699,190 +2003,29 @@
           <w:rFonts w:ascii="Calibri" w:eastAsia="Calibri" w:hAnsi="Calibri" w:cs="Calibri"/>
           <w:b/>
           <w:bCs/>
-          <w:sz w:val="22"/>
-        </w:rPr>
-      </w:pPr>
-      <w:r>
-        <w:rPr>
-          <w:rFonts w:ascii="Calibri" w:eastAsia="Calibri" w:hAnsi="Calibri" w:cs="Calibri"/>
-          <w:sz w:val="22"/>
-        </w:rPr>
-        <w:t>Implemented a Q-learning agent to autonomously play the Snake game</w:t>
-      </w:r>
-    </w:p>
-    <w:p>
-      <w:pPr>
-        <w:pStyle w:val="ListParagraph"/>
-        <w:numPr>
-          <w:ilvl w:val="0"/>
-          <w:numId w:val="4"/>
-        </w:numPr>
-        <w:tabs>
-          <w:tab w:val="center" w:pos="4187"/>
-          <w:tab w:val="right" w:pos="10800"/>
-        </w:tabs>
-        <w:spacing w:after="0" w:line="259" w:lineRule="auto"/>
-        <w:rPr>
-          <w:rFonts w:ascii="Calibri" w:eastAsia="Calibri" w:hAnsi="Calibri" w:cs="Calibri"/>
-          <w:b/>
-          <w:bCs/>
-          <w:sz w:val="22"/>
-        </w:rPr>
-      </w:pPr>
-      <w:r>
-        <w:rPr>
-          <w:rFonts w:ascii="Calibri" w:eastAsia="Calibri" w:hAnsi="Calibri" w:cs="Calibri"/>
-          <w:sz w:val="22"/>
+          <w:szCs w:val="21"/>
+        </w:rPr>
+      </w:pPr>
+      <w:r>
+        <w:rPr>
+          <w:rFonts w:ascii="Calibri" w:eastAsia="Calibri" w:hAnsi="Calibri" w:cs="Calibri"/>
+          <w:szCs w:val="21"/>
         </w:rPr>
         <w:t xml:space="preserve">Modeled </w:t>
       </w:r>
       <w:r>
         <w:rPr>
           <w:rFonts w:ascii="Calibri" w:eastAsia="Calibri" w:hAnsi="Calibri" w:cs="Calibri"/>
-          <w:sz w:val="22"/>
+          <w:szCs w:val="21"/>
         </w:rPr>
         <w:t>the environment as a Markov Decision Process and optimized the policy under stochastic transitions</w:t>
       </w:r>
-    </w:p>
-    <w:p>
-      <w:pPr>
-        <w:tabs>
-          <w:tab w:val="center" w:pos="4187"/>
-          <w:tab w:val="right" w:pos="10800"/>
-        </w:tabs>
-        <w:spacing w:after="0" w:line="259" w:lineRule="auto"/>
-        <w:rPr>
-          <w:rFonts w:ascii="Calibri" w:eastAsia="Calibri" w:hAnsi="Calibri" w:cs="Calibri"/>
-          <w:b/>
-          <w:bCs/>
-          <w:sz w:val="22"/>
-        </w:rPr>
-      </w:pPr>
-      <w:proofErr w:type="spellStart"/>
-      <w:r>
-        <w:rPr>
-          <w:rFonts w:ascii="Calibri" w:eastAsia="Calibri" w:hAnsi="Calibri" w:cs="Calibri"/>
-          <w:b/>
-          <w:bCs/>
-          <w:sz w:val="22"/>
-        </w:rPr>
-        <w:t>MicroCaml</w:t>
-      </w:r>
-      <w:proofErr w:type="spellEnd"/>
-      <w:r>
-        <w:rPr>
-          <w:rFonts w:ascii="Calibri" w:eastAsia="Calibri" w:hAnsi="Calibri" w:cs="Calibri"/>
-          <w:b/>
-          <w:bCs/>
-          <w:sz w:val="22"/>
-        </w:rPr>
-        <w:t xml:space="preserve"> (</w:t>
-      </w:r>
-      <w:proofErr w:type="spellStart"/>
-      <w:r>
-        <w:rPr>
-          <w:rFonts w:ascii="Calibri" w:eastAsia="Calibri" w:hAnsi="Calibri" w:cs="Calibri"/>
-          <w:b/>
-          <w:bCs/>
-          <w:sz w:val="22"/>
-        </w:rPr>
-        <w:t>OCaml</w:t>
-      </w:r>
-      <w:proofErr w:type="spellEnd"/>
-      <w:r>
-        <w:rPr>
-          <w:rFonts w:ascii="Calibri" w:eastAsia="Calibri" w:hAnsi="Calibri" w:cs="Calibri"/>
-          <w:b/>
-          <w:bCs/>
-          <w:sz w:val="22"/>
-        </w:rPr>
-        <w:t>)</w:t>
-      </w:r>
-    </w:p>
-    <w:p>
-      <w:pPr>
-        <w:pStyle w:val="ListParagraph"/>
-        <w:numPr>
-          <w:ilvl w:val="0"/>
-          <w:numId w:val="4"/>
-        </w:numPr>
-        <w:tabs>
-          <w:tab w:val="center" w:pos="4187"/>
-          <w:tab w:val="right" w:pos="10800"/>
-        </w:tabs>
-        <w:spacing w:after="0" w:line="259" w:lineRule="auto"/>
-        <w:rPr>
-          <w:rFonts w:ascii="Calibri" w:eastAsia="Calibri" w:hAnsi="Calibri" w:cs="Calibri"/>
-          <w:b/>
-          <w:bCs/>
-          <w:sz w:val="22"/>
-        </w:rPr>
-      </w:pPr>
-      <w:r>
-        <w:rPr>
-          <w:rFonts w:ascii="Calibri" w:eastAsia="Calibri" w:hAnsi="Calibri" w:cs="Calibri"/>
-          <w:sz w:val="22"/>
-        </w:rPr>
-        <w:t xml:space="preserve">Implemented a </w:t>
-      </w:r>
-      <w:proofErr w:type="spellStart"/>
-      <w:r>
-        <w:rPr>
-          <w:rFonts w:ascii="Calibri" w:eastAsia="Calibri" w:hAnsi="Calibri" w:cs="Calibri"/>
-          <w:sz w:val="22"/>
-        </w:rPr>
-        <w:t>lexer</w:t>
-      </w:r>
-      <w:proofErr w:type="spellEnd"/>
-      <w:r>
-        <w:rPr>
-          <w:rFonts w:ascii="Calibri" w:eastAsia="Calibri" w:hAnsi="Calibri" w:cs="Calibri"/>
-          <w:sz w:val="22"/>
-        </w:rPr>
-        <w:t>, parser, and evaluator for a functional programming language</w:t>
-      </w:r>
-    </w:p>
-    <w:p>
-      <w:pPr>
-        <w:pStyle w:val="ListParagraph"/>
-        <w:numPr>
-          <w:ilvl w:val="0"/>
-          <w:numId w:val="4"/>
-        </w:numPr>
-        <w:tabs>
-          <w:tab w:val="center" w:pos="4187"/>
-          <w:tab w:val="right" w:pos="10800"/>
-        </w:tabs>
-        <w:spacing w:after="0" w:line="259" w:lineRule="auto"/>
-        <w:rPr>
-          <w:rFonts w:ascii="Calibri" w:eastAsia="Calibri" w:hAnsi="Calibri" w:cs="Calibri"/>
-          <w:b/>
-          <w:bCs/>
-          <w:sz w:val="22"/>
-        </w:rPr>
-      </w:pPr>
-      <w:r>
-        <w:rPr>
-          <w:rFonts w:ascii="Calibri" w:eastAsia="Calibri" w:hAnsi="Calibri" w:cs="Calibri"/>
-          <w:sz w:val="22"/>
-        </w:rPr>
-        <w:t xml:space="preserve">Built a dynamically typed </w:t>
-      </w:r>
-      <w:proofErr w:type="spellStart"/>
-      <w:r>
-        <w:rPr>
-          <w:rFonts w:ascii="Calibri" w:eastAsia="Calibri" w:hAnsi="Calibri" w:cs="Calibri"/>
-          <w:sz w:val="22"/>
-        </w:rPr>
-        <w:t>OCaml</w:t>
-      </w:r>
-      <w:proofErr w:type="spellEnd"/>
-      <w:r>
-        <w:rPr>
-          <w:rFonts w:ascii="Calibri" w:eastAsia="Calibri" w:hAnsi="Calibri" w:cs="Calibri"/>
-          <w:sz w:val="22"/>
-        </w:rPr>
-        <w:t xml:space="preserve">-like interpreter with optimization and type checking </w:t>
+      <w:r>
+        <w:rPr>
+          <w:rFonts w:ascii="Calibri" w:eastAsia="Calibri" w:hAnsi="Calibri" w:cs="Calibri"/>
+          <w:szCs w:val="21"/>
+        </w:rPr>
+        <w:t>.</w:t>
       </w:r>
     </w:p>
     <w:sectPr>
@@ -3418,6 +3561,18 @@
       <w:shd w:val="clear" w:color="auto" w:fill="E1DFDD"/>
     </w:rPr>
   </w:style>
+  <w:style w:type="character" w:styleId="FollowedHyperlink">
+    <w:name w:val="FollowedHyperlink"/>
+    <w:basedOn w:val="DefaultParagraphFont"/>
+    <w:uiPriority w:val="99"/>
+    <w:semiHidden/>
+    <w:unhideWhenUsed/>
+    <w:rsid w:val="00EA433E"/>
+    <w:rPr>
+      <w:color w:val="954F72" w:themeColor="followedHyperlink"/>
+      <w:u w:val="single"/>
+    </w:rPr>
+  </w:style>
 </w:styles>
 </file>
 
